--- a/Reference-Material/reference/acrme_calculation_logic_reference.docx
+++ b/Reference-Material/reference/acrme_calculation_logic_reference.docx
@@ -249,7 +249,7 @@
         <w:t xml:space="preserve"> </w:t>
       </w:r>
       <w:r>
-        <w:t xml:space="preserve">geographies. In every two-region geography,</w:t>
+        <w:t xml:space="preserve">geographies. In every two-region co-located geography (EU/Australia/Asia Pacific),</w:t>
       </w:r>
       <w:r>
         <w:t xml:space="preserve"> </w:t>
@@ -275,22 +275,7 @@
         <w:t xml:space="preserve">PLC-010a</w:t>
       </w:r>
       <w:r>
-        <w:t xml:space="preserve">), except the Middle East where DR is</w:t>
-      </w:r>
-      <w:r>
-        <w:t xml:space="preserve"> </w:t>
-      </w:r>
-      <w:r>
-        <w:rPr>
-          <w:rStyle w:val="VerbatimChar"/>
-        </w:rPr>
-        <w:t xml:space="preserve">DR_NOT_OFFERED</w:t>
-      </w:r>
-      <w:r>
-        <w:t xml:space="preserve"> </w:t>
-      </w:r>
-      <w:r>
-        <w:t xml:space="preserve">(DEC-001). Scenario 4 is retitled a</w:t>
+        <w:t xml:space="preserve">).</w:t>
       </w:r>
       <w:r>
         <w:t xml:space="preserve"> </w:t>
@@ -300,13 +285,42 @@
           <w:bCs/>
           <w:b/>
         </w:rPr>
-        <w:t xml:space="preserve">two-region</w:t>
-      </w:r>
-      <w:r>
-        <w:t xml:space="preserve"> </w:t>
-      </w:r>
-      <w:r>
-        <w:t xml:space="preserve">deployment accordingly; all other calculation logic is unchanged.</w:t>
+        <w:t xml:space="preserve">[Amended v2.4]</w:t>
+      </w:r>
+      <w:r>
+        <w:t xml:space="preserve"> </w:t>
+      </w:r>
+      <w:r>
+        <w:t xml:space="preserve">The</w:t>
+      </w:r>
+      <w:r>
+        <w:t xml:space="preserve"> </w:t>
+      </w:r>
+      <w:r>
+        <w:rPr>
+          <w:bCs/>
+          <w:b/>
+        </w:rPr>
+        <w:t xml:space="preserve">Middle East uses a cross-geo DR model</w:t>
+      </w:r>
+      <w:r>
+        <w:t xml:space="preserve">: Prod+CVAL co-locate in a weighted-selected Middle East region and DR is placed cross-geo in a weighted-selected</w:t>
+      </w:r>
+      <w:r>
+        <w:t xml:space="preserve"> </w:t>
+      </w:r>
+      <w:r>
+        <w:rPr>
+          <w:bCs/>
+          <w:b/>
+        </w:rPr>
+        <w:t xml:space="preserve">Europe</w:t>
+      </w:r>
+      <w:r>
+        <w:t xml:space="preserve"> </w:t>
+      </w:r>
+      <w:r>
+        <w:t xml:space="preserve">Standard region (PLC-010b, DR-020, DEC-001 RESOLVED). Scenario 4 reflects this; all other calculation logic is unchanged.</w:t>
       </w:r>
     </w:p>
     <w:p>
@@ -1167,17 +1181,33 @@
               <w:jc w:val="left"/>
             </w:pPr>
             <w:r>
-              <w:t xml:space="preserve">Middle East two-region deployment</w:t>
-            </w:r>
-          </w:p>
-        </w:tc>
-        <w:tc>
-          <w:tcPr/>
-          <w:p>
-            <w:pPr>
-              <w:pStyle w:val="Compact"/>
-              <w:jc w:val="left"/>
-            </w:pPr>
+              <w:t xml:space="preserve">Middle East cross-geo DR deployment</w:t>
+            </w:r>
+          </w:p>
+        </w:tc>
+        <w:tc>
+          <w:tcPr/>
+          <w:p>
+            <w:pPr>
+              <w:pStyle w:val="Compact"/>
+              <w:jc w:val="left"/>
+            </w:pPr>
+            <w:r>
+              <w:rPr>
+                <w:bCs/>
+                <w:b/>
+              </w:rPr>
+              <w:t xml:space="preserve">[Amended v2.4]</w:t>
+            </w:r>
+            <w:r>
+              <w:t xml:space="preserve"> </w:t>
+            </w:r>
+            <w:r>
+              <w:t xml:space="preserve">weighted</w:t>
+            </w:r>
+            <w:r>
+              <w:t xml:space="preserve"> </w:t>
+            </w:r>
             <w:r>
               <w:rPr>
                 <w:rStyle w:val="VerbatimChar"/>
@@ -1188,7 +1218,7 @@
               <w:t xml:space="preserve"> </w:t>
             </w:r>
             <w:r>
-              <w:t xml:space="preserve">in-geo;</w:t>
+              <w:t xml:space="preserve">in-geo for Prod+CVAL (co-located);</w:t>
             </w:r>
             <w:r>
               <w:t xml:space="preserve"> </w:t>
@@ -1198,57 +1228,29 @@
                 <w:bCs/>
                 <w:b/>
               </w:rPr>
-              <w:t xml:space="preserve">DR currently</w:t>
-            </w:r>
+              <w:t xml:space="preserve">DR placed cross-geo in a weighted-selected Europe Standard region</w:t>
+            </w:r>
+            <w:r>
+              <w:t xml:space="preserve"> </w:t>
+            </w:r>
+            <w:r>
+              <w:t xml:space="preserve">(DR-020, PLC-010b, DEC-001 RESOLVED)</w:t>
+            </w:r>
+          </w:p>
+        </w:tc>
+        <w:tc>
+          <w:tcPr/>
+          <w:p>
+            <w:pPr>
+              <w:pStyle w:val="Compact"/>
+              <w:jc w:val="left"/>
+            </w:pPr>
             <w:r>
               <w:rPr>
                 <w:bCs/>
                 <w:b/>
               </w:rPr>
-              <w:t xml:space="preserve"> </w:t>
-            </w:r>
-            <w:r>
-              <w:rPr>
-                <w:rStyle w:val="VerbatimChar"/>
-                <w:bCs/>
-                <w:b/>
-              </w:rPr>
-              <w:t xml:space="preserve">NOT_OFFERED</w:t>
-            </w:r>
-            <w:r>
-              <w:t xml:space="preserve"> </w:t>
-            </w:r>
-            <w:r>
-              <w:t xml:space="preserve">(DR-014, DEC-001 under legal review) — Switzerland North cross-geo DR is pre-configured but</w:t>
-            </w:r>
-            <w:r>
-              <w:t xml:space="preserve"> </w:t>
-            </w:r>
-            <w:r>
-              <w:rPr>
-                <w:bCs/>
-                <w:b/>
-              </w:rPr>
-              <w:t xml:space="preserve">inactive</w:t>
-            </w:r>
-            <w:r>
-              <w:t xml:space="preserve">, conditional on DEC-001</w:t>
-            </w:r>
-          </w:p>
-        </w:tc>
-        <w:tc>
-          <w:tcPr/>
-          <w:p>
-            <w:pPr>
-              <w:pStyle w:val="Compact"/>
-              <w:jc w:val="left"/>
-            </w:pPr>
-            <w:r>
-              <w:rPr>
-                <w:bCs/>
-                <w:b/>
-              </w:rPr>
-              <w:t xml:space="preserve">Updated</w:t>
+              <w:t xml:space="preserve">Updated (v2.4)</w:t>
             </w:r>
           </w:p>
         </w:tc>
@@ -3182,16 +3184,25 @@
         <w:rPr>
           <w:rStyle w:val="VerbatimChar"/>
         </w:rPr>
-        <w:t xml:space="preserve">dr_crg.coverage_ratio      = dr_crg.quantity / potential_dr_demand</w:t>
-      </w:r>
-      <w:r>
-        <w:br/>
-      </w:r>
-      <w:r>
-        <w:rPr>
-          <w:rStyle w:val="VerbatimChar"/>
-        </w:rPr>
-        <w:t xml:space="preserve">potential_dr_demand(region)= Σ prod_allocated  for all customers whose dr_region = region</w:t>
+        <w:t xml:space="preserve">dr_crg.coverage_ratio      = dr_crg.quantity / Destination_DR_Requirement(region)   # max-not-sum (A.6/DR-017); see Scenario 17 and line ~465</w:t>
+      </w:r>
+      <w:r>
+        <w:br/>
+      </w:r>
+      <w:r>
+        <w:rPr>
+          <w:rStyle w:val="VerbatimChar"/>
+        </w:rPr>
+        <w:t xml:space="preserve">Destination_DR_Requirement(region) = MAX(source portions failing over to region)     # NOT Σ prod_allocated × dr_ratio (Scenario 15 retired)</w:t>
+      </w:r>
+      <w:r>
+        <w:br/>
+      </w:r>
+      <w:r>
+        <w:rPr>
+          <w:rStyle w:val="VerbatimChar"/>
+        </w:rPr>
+        <w:t xml:space="preserve">potential_dr_demand(region)= Σ prod_allocated  for all customers whose dr_region = region   # emergency-transfer sizing only (Scenario 13), NOT DR floor</w:t>
       </w:r>
     </w:p>
     <w:bookmarkEnd w:id="23"/>
@@ -3409,7 +3420,7 @@
               <w:jc w:val="left"/>
             </w:pPr>
             <w:r>
-              <w:t xml:space="preserve">Superseded (Scenario 15) — configuration reference only</w:t>
+              <w:t xml:space="preserve">Retired (Scenario 15) — historical reference only; not used in any live sizing</w:t>
             </w:r>
           </w:p>
         </w:tc>
@@ -4300,25 +4311,13 @@
       </w:r>
     </w:p>
     <w:bookmarkEnd w:id="29"/>
-    <w:bookmarkStart w:id="30" w:name="X344a029585dfae610b2ad7cf2799ea13e8952d1"/>
+    <w:bookmarkStart w:id="30" w:name="X34f19e67c76a2b46d9dd38529611854555e62c2"/>
     <w:p>
       <w:pPr>
         <w:pStyle w:val="Heading2"/>
       </w:pPr>
       <w:r>
-        <w:t xml:space="preserve">Scenario 4 — Middle East Two-Region Deployment (Current position:</w:t>
-      </w:r>
-      <w:r>
-        <w:t xml:space="preserve"> </w:t>
-      </w:r>
-      <w:r>
-        <w:rPr>
-          <w:rStyle w:val="VerbatimChar"/>
-        </w:rPr>
-        <w:t xml:space="preserve">DR_NOT_OFFERED</w:t>
-      </w:r>
-      <w:r>
-        <w:t xml:space="preserve">)</w:t>
+        <w:t xml:space="preserve">Scenario 4 — Middle East Cross-Geo DR Deployment (v2.4 — DEC-001 RESOLVED)</w:t>
       </w:r>
     </w:p>
     <w:p>
@@ -4336,7 +4335,7 @@
         <w:t xml:space="preserve"> </w:t>
       </w:r>
       <w:r>
-        <w:t xml:space="preserve">a Middle East deployment requiring Prod + CVAL (and, subject to legal, DR). The Middle East is a</w:t>
+        <w:t xml:space="preserve">a Middle East deployment requiring Prod + CVAL + DR.</w:t>
       </w:r>
       <w:r>
         <w:t xml:space="preserve"> </w:t>
@@ -4346,72 +4345,74 @@
           <w:bCs/>
           <w:b/>
         </w:rPr>
-        <w:t xml:space="preserve">two-region</w:t>
-      </w:r>
-      <w:r>
-        <w:t xml:space="preserve"> </w:t>
-      </w:r>
-      <w:r>
-        <w:t xml:space="preserve">geography (UAE North + Saudi Arabia Central); with DR</w:t>
-      </w:r>
-      <w:r>
-        <w:t xml:space="preserve"> </w:t>
-      </w:r>
-      <w:r>
-        <w:rPr>
-          <w:rStyle w:val="VerbatimChar"/>
-        </w:rPr>
-        <w:t xml:space="preserve">NOT_OFFERED</w:t>
-      </w:r>
-      <w:r>
-        <w:t xml:space="preserve">, production is placed in one region and CVAL in the other.</w:t>
-      </w:r>
-    </w:p>
-    <w:p>
-      <w:pPr>
-        <w:pStyle w:val="BlockText"/>
-      </w:pPr>
+        <w:t xml:space="preserve">[Amended v2.4]</w:t>
+      </w:r>
+      <w:r>
+        <w:t xml:space="preserve"> </w:t>
+      </w:r>
+      <w:r>
+        <w:t xml:space="preserve">The Middle East now uses a</w:t>
+      </w:r>
+      <w:r>
+        <w:t xml:space="preserve"> </w:t>
+      </w:r>
       <w:r>
         <w:rPr>
           <w:bCs/>
           <w:b/>
         </w:rPr>
-        <w:t xml:space="preserve">⚠️ Current legal position — no DR is offered in the Middle East (DR-014, DEC-001).</w:t>
-      </w:r>
-      <w:r>
-        <w:t xml:space="preserve"> </w:t>
-      </w:r>
-      <w:r>
-        <w:t xml:space="preserve">The Middle East</w:t>
-      </w:r>
-      <w:r>
-        <w:t xml:space="preserve"> </w:t>
-      </w:r>
-      <w:r>
-        <w:t xml:space="preserve">programme is legal-owned and serves government/medical customers under data-residency/sovereignty</w:t>
-      </w:r>
-      <w:r>
-        <w:t xml:space="preserve"> </w:t>
-      </w:r>
-      <w:r>
-        <w:t xml:space="preserve">laws; cross-border DR cannot meet residency requirements. The geography is therefore flagged</w:t>
-      </w:r>
-      <w:r>
-        <w:t xml:space="preserve"> </w:t>
-      </w:r>
-      <w:r>
-        <w:rPr>
-          <w:rStyle w:val="VerbatimChar"/>
+        <w:t xml:space="preserve">cross-geo DR model</w:t>
+      </w:r>
+      <w:r>
+        <w:t xml:space="preserve">: Prod and CVAL are placed (co-located, separate CRGs) in a weighted-selected Middle East region, and DR is placed cross-geo in a weighted-selected</w:t>
+      </w:r>
+      <w:r>
+        <w:t xml:space="preserve"> </w:t>
+      </w:r>
+      <w:r>
+        <w:rPr>
           <w:bCs/>
           <w:b/>
         </w:rPr>
-        <w:t xml:space="preserve">DR_NOT_OFFERED = true</w:t>
-      </w:r>
+        <w:t xml:space="preserve">Europe</w:t>
+      </w:r>
+      <w:r>
+        <w:t xml:space="preserve"> </w:t>
+      </w:r>
+      <w:r>
+        <w:t xml:space="preserve">Standard region.</w:t>
+      </w:r>
+    </w:p>
+    <w:p>
+      <w:pPr>
+        <w:pStyle w:val="BlockText"/>
+      </w:pPr>
       <w:r>
         <w:rPr>
           <w:bCs/>
           <w:b/>
         </w:rPr>
+        <w:t xml:space="preserve">✅ [Amended v2.4] DEC-001 RESOLVED — Middle East DR is offered cross-geo into Europe.</w:t>
+      </w:r>
+      <w:r>
+        <w:t xml:space="preserve"> </w:t>
+      </w:r>
+      <w:r>
+        <w:t xml:space="preserve">The Middle East</w:t>
+      </w:r>
+      <w:r>
+        <w:t xml:space="preserve"> </w:t>
+      </w:r>
+      <w:r>
+        <w:t xml:space="preserve">programme is legal-owned and serves government/medical customers under data-residency/sovereignty</w:t>
+      </w:r>
+      <w:r>
+        <w:t xml:space="preserve"> </w:t>
+      </w:r>
+      <w:r>
+        <w:t xml:space="preserve">laws. Per the latest legal update,</w:t>
+      </w:r>
+      <w:r>
         <w:t xml:space="preserve"> </w:t>
       </w:r>
       <w:r>
@@ -4419,10 +4420,19 @@
           <w:bCs/>
           <w:b/>
         </w:rPr>
-        <w:t xml:space="preserve">today</w:t>
-      </w:r>
-      <w:r>
-        <w:t xml:space="preserve">, and the DR offering is</w:t>
+        <w:t xml:space="preserve">DR is now provided</w:t>
+      </w:r>
+      <w:r>
+        <w:t xml:space="preserve"> </w:t>
+      </w:r>
+      <w:r>
+        <w:t xml:space="preserve">cross-geo: Prod and CVAL are provisioned in a</w:t>
+      </w:r>
+      <w:r>
+        <w:t xml:space="preserve"> </w:t>
+      </w:r>
+      <w:r>
+        <w:t xml:space="preserve">weighted-selected</w:t>
       </w:r>
       <w:r>
         <w:t xml:space="preserve"> </w:t>
@@ -4432,16 +4442,13 @@
           <w:bCs/>
           <w:b/>
         </w:rPr>
-        <w:t xml:space="preserve">under legal review (DEC-001, pending)</w:t>
-      </w:r>
-      <w:r>
-        <w:t xml:space="preserve">.</w:t>
-      </w:r>
-      <w:r>
-        <w:t xml:space="preserve"> </w:t>
-      </w:r>
-      <w:r>
         <w:t xml:space="preserve">Middle East</w:t>
+      </w:r>
+      <w:r>
+        <w:t xml:space="preserve"> </w:t>
+      </w:r>
+      <w:r>
+        <w:t xml:space="preserve">region (separate CRGs per ENV-003), and</w:t>
       </w:r>
       <w:r>
         <w:t xml:space="preserve"> </w:t>
@@ -4451,34 +4458,13 @@
           <w:bCs/>
           <w:b/>
         </w:rPr>
-        <w:t xml:space="preserve">production may still be placed and governed</w:t>
-      </w:r>
-      <w:r>
-        <w:t xml:space="preserve"> </w:t>
-      </w:r>
-      <w:r>
-        <w:t xml:space="preserve">— DR simply does not exist for it.</w:t>
-      </w:r>
-      <w:r>
-        <w:t xml:space="preserve"> </w:t>
-      </w:r>
-      <w:r>
-        <w:t xml:space="preserve">The Switzerland North cross-geo path below is</w:t>
-      </w:r>
-      <w:r>
-        <w:t xml:space="preserve"> </w:t>
+        <w:t xml:space="preserve">DR is placed cross-geo in a</w:t>
       </w:r>
       <w:r>
         <w:rPr>
           <w:bCs/>
           <w:b/>
         </w:rPr>
-        <w:t xml:space="preserve">pre-configured but inactive</w:t>
-      </w:r>
-      <w:r>
-        <w:t xml:space="preserve">, and activates</w:t>
-      </w:r>
-      <w:r>
         <w:t xml:space="preserve"> </w:t>
       </w:r>
       <w:r>
@@ -4486,13 +4472,34 @@
           <w:bCs/>
           <w:b/>
         </w:rPr>
-        <w:t xml:space="preserve">only</w:t>
+        <w:t xml:space="preserve">weighted-selected Europe Standard region</w:t>
+      </w:r>
+      <w:r>
+        <w:t xml:space="preserve"> </w:t>
+      </w:r>
+      <w:r>
+        <w:t xml:space="preserve">(Europe is an approved DR destination, assumption</w:t>
+      </w:r>
+      <w:r>
+        <w:t xml:space="preserve"> </w:t>
       </w:r>
       <w:r>
         <w:rPr>
           <w:bCs/>
           <w:b/>
         </w:rPr>
+        <w:t xml:space="preserve">A-ME1</w:t>
+      </w:r>
+      <w:r>
+        <w:t xml:space="preserve">;</w:t>
+      </w:r>
+      <w:r>
+        <w:t xml:space="preserve"> </w:t>
+      </w:r>
+      <w:r>
+        <w:t xml:space="preserve">per-country carve-outs are config-driven and out of engine scope). Both selections use the</w:t>
+      </w:r>
+      <w:r>
         <w:t xml:space="preserve"> </w:t>
       </w:r>
       <w:r>
@@ -4500,59 +4507,51 @@
           <w:bCs/>
           <w:b/>
         </w:rPr>
-        <w:t xml:space="preserve">if and when Legal clears DEC-001</w:t>
-      </w:r>
-      <w:r>
-        <w:t xml:space="preserve"> </w:t>
-      </w:r>
-      <w:r>
-        <w:t xml:space="preserve">(a config flip</w:t>
-      </w:r>
-      <w:r>
-        <w:t xml:space="preserve"> </w:t>
-      </w:r>
-      <w:r>
-        <w:rPr>
-          <w:rStyle w:val="VerbatimChar"/>
-        </w:rPr>
-        <w:t xml:space="preserve">dr_not_offered["Middle East"] = false</w:t>
-      </w:r>
-      <w:r>
-        <w:t xml:space="preserve">, no code change).</w:t>
-      </w:r>
-    </w:p>
-    <w:p>
-      <w:pPr>
-        <w:pStyle w:val="FirstParagraph"/>
-      </w:pPr>
+        <w:t xml:space="preserve">weighted</w:t>
+      </w:r>
       <w:r>
         <w:rPr>
           <w:bCs/>
           <w:b/>
         </w:rPr>
-        <w:t xml:space="preserve">Logic — default (current position,</w:t>
+        <w:t xml:space="preserve"> </w:t>
       </w:r>
       <w:r>
         <w:rPr>
           <w:bCs/>
           <w:b/>
         </w:rPr>
-        <w:t xml:space="preserve"> </w:t>
-      </w:r>
-      <w:r>
-        <w:rPr>
-          <w:rStyle w:val="VerbatimChar"/>
+        <w:t xml:space="preserve">capacity model</w:t>
+      </w:r>
+      <w:r>
+        <w:t xml:space="preserve"> </w:t>
+      </w:r>
+      <w:r>
+        <w:t xml:space="preserve">(DR-020, PLC-010b). Because CVAL co-locates with Prod locally (not with DR), the</w:t>
+      </w:r>
+      <w:r>
+        <w:t xml:space="preserve"> </w:t>
+      </w:r>
+      <w:r>
+        <w:t xml:space="preserve">CVAL-sacrifice DR bootstrap (DR-005/006) does not apply to the Middle East; ME DR uses dedicated</w:t>
+      </w:r>
+      <w:r>
+        <w:t xml:space="preserve"> </w:t>
+      </w:r>
+      <w:r>
+        <w:t xml:space="preserve">reserved capacity in Europe.</w:t>
+      </w:r>
+    </w:p>
+    <w:p>
+      <w:pPr>
+        <w:pStyle w:val="FirstParagraph"/>
+      </w:pPr>
+      <w:r>
+        <w:rPr>
           <w:bCs/>
           <w:b/>
         </w:rPr>
-        <w:t xml:space="preserve">DR_NOT_OFFERED = true</w:t>
-      </w:r>
-      <w:r>
-        <w:rPr>
-          <w:bCs/>
-          <w:b/>
-        </w:rPr>
-        <w:t xml:space="preserve">):</w:t>
+        <w:t xml:space="preserve">Logic (v2.4 — cross-geo DR into Europe):</w:t>
       </w:r>
     </w:p>
     <w:p>
@@ -4563,61 +4562,61 @@
         <w:rPr>
           <w:rStyle w:val="VerbatimChar"/>
         </w:rPr>
-        <w:t xml:space="preserve">1. Candidate in-geo Standard regions = { Saudi Arabia Central, UAE North }   (both Standard)</w:t>
-      </w:r>
-      <w:r>
-        <w:br/>
-      </w:r>
-      <w:r>
-        <w:rPr>
-          <w:rStyle w:val="VerbatimChar"/>
-        </w:rPr>
-        <w:t xml:space="preserve">2. Score both with PS_Prod.</w:t>
-      </w:r>
-      <w:r>
-        <w:br/>
-      </w:r>
-      <w:r>
-        <w:rPr>
-          <w:rStyle w:val="VerbatimChar"/>
-        </w:rPr>
-        <w:t xml:space="preserve">3. Prod  = argmax(PS_Prod) over the two.</w:t>
-      </w:r>
-      <w:r>
-        <w:br/>
-      </w:r>
-      <w:r>
-        <w:rPr>
-          <w:rStyle w:val="VerbatimChar"/>
-        </w:rPr>
-        <w:t xml:space="preserve">4. CVAL  = the remaining in-geo region (deterministic — only one candidate left).</w:t>
-      </w:r>
-      <w:r>
-        <w:br/>
-      </w:r>
-      <w:r>
-        <w:rPr>
-          <w:rStyle w:val="VerbatimChar"/>
-        </w:rPr>
-        <w:t xml:space="preserve">5. DR    = BYPASSED. Because DR_NOT_OFFERED = true for the geography, no DR region is derived;</w:t>
-      </w:r>
-      <w:r>
-        <w:br/>
-      </w:r>
-      <w:r>
-        <w:rPr>
-          <w:rStyle w:val="VerbatimChar"/>
-        </w:rPr>
-        <w:t xml:space="preserve">           the seed record records dr_region = NOT_OFFERED. No SourceDestinationDRIndex entry,</w:t>
-      </w:r>
-      <w:r>
-        <w:br/>
-      </w:r>
-      <w:r>
-        <w:rPr>
-          <w:rStyle w:val="VerbatimChar"/>
-        </w:rPr>
-        <w:t xml:space="preserve">           no DR earmark, and no cross-geo activation are created.</w:t>
+        <w:t xml:space="preserve">1. Prod/CVAL candidate in-geo Standard regions = { Saudi Arabia Central, UAE North }   (both Standard)</w:t>
+      </w:r>
+      <w:r>
+        <w:br/>
+      </w:r>
+      <w:r>
+        <w:rPr>
+          <w:rStyle w:val="VerbatimChar"/>
+        </w:rPr>
+        <w:t xml:space="preserve">2. Score both with PS_Prod (weighted capacity model).</w:t>
+      </w:r>
+      <w:r>
+        <w:br/>
+      </w:r>
+      <w:r>
+        <w:rPr>
+          <w:rStyle w:val="VerbatimChar"/>
+        </w:rPr>
+        <w:t xml:space="preserve">3. Prod  = weighted argmax(PS_Prod) over the two.</w:t>
+      </w:r>
+      <w:r>
+        <w:br/>
+      </w:r>
+      <w:r>
+        <w:rPr>
+          <w:rStyle w:val="VerbatimChar"/>
+        </w:rPr>
+        <w:t xml:space="preserve">4. CVAL  = co-located with Prod in the same Middle East region (separate CRG; co-location ≠ sharing, ENV-003).</w:t>
+      </w:r>
+      <w:r>
+        <w:br/>
+      </w:r>
+      <w:r>
+        <w:rPr>
+          <w:rStyle w:val="VerbatimChar"/>
+        </w:rPr>
+        <w:t xml:space="preserve">5. DR    = weighted selection over Europe Standard regions { Switzerland North, Sweden Central, ... };</w:t>
+      </w:r>
+      <w:r>
+        <w:br/>
+      </w:r>
+      <w:r>
+        <w:rPr>
+          <w:rStyle w:val="VerbatimChar"/>
+        </w:rPr>
+        <w:t xml:space="preserve">           seed record records dr_region = &lt;selected Europe region&gt;. A SourceDestinationDRIndex entry</w:t>
+      </w:r>
+      <w:r>
+        <w:br/>
+      </w:r>
+      <w:r>
+        <w:rPr>
+          <w:rStyle w:val="VerbatimChar"/>
+        </w:rPr>
+        <w:t xml:space="preserve">           and a DR_Earmark_vCPU are created AT THE EUROPE DESTINATION, which sizes DR max-not-sum (DR-017).</w:t>
       </w:r>
     </w:p>
     <w:p>
@@ -4625,50 +4624,13 @@
         <w:pStyle w:val="FirstParagraph"/>
       </w:pPr>
       <w:r>
-        <w:rPr>
-          <w:rStyle w:val="VerbatimChar"/>
-        </w:rPr>
-        <w:t xml:space="preserve">DR_NOT_OFFERED</w:t>
-      </w:r>
-      <w:r>
-        <w:t xml:space="preserve"> </w:t>
-      </w:r>
-      <w:r>
-        <w:t xml:space="preserve">is evaluated</w:t>
-      </w:r>
-      <w:r>
-        <w:t xml:space="preserve"> </w:t>
-      </w:r>
-      <w:r>
-        <w:rPr>
-          <w:bCs/>
-          <w:b/>
-        </w:rPr>
-        <w:t xml:space="preserve">before</w:t>
-      </w:r>
-      <w:r>
-        <w:t xml:space="preserve"> </w:t>
-      </w:r>
-      <w:r>
-        <w:t xml:space="preserve">any cross-geo extension: the engine never reaches the</w:t>
-      </w:r>
-      <w:r>
-        <w:t xml:space="preserve"> </w:t>
-      </w:r>
-      <w:r>
-        <w:t xml:space="preserve">Switzerland North path while the flag is</w:t>
-      </w:r>
-      <w:r>
-        <w:t xml:space="preserve"> </w:t>
-      </w:r>
-      <w:r>
-        <w:rPr>
-          <w:rStyle w:val="VerbatimChar"/>
-        </w:rPr>
-        <w:t xml:space="preserve">true</w:t>
-      </w:r>
-      <w:r>
-        <w:t xml:space="preserve">.</w:t>
+        <w:t xml:space="preserve">The Europe DR region is weighted-selected (Switzerland North is the default example, not fixed). Changing</w:t>
+      </w:r>
+      <w:r>
+        <w:t xml:space="preserve"> </w:t>
+      </w:r>
+      <w:r>
+        <w:t xml:space="preserve">the Europe destination set is a config change, no code change (REG-001/REG-002).</w:t>
       </w:r>
       <w:r>
         <w:t xml:space="preserve"> </w:t>
@@ -4685,212 +4647,7 @@
         <w:pStyle w:val="BodyText"/>
       </w:pPr>
       <w:r>
-        <w:rPr>
-          <w:bCs/>
-          <w:b/>
-        </w:rPr>
-        <w:t xml:space="preserve">Logic — conditional (only if Legal clears DEC-001,</w:t>
-      </w:r>
-      <w:r>
-        <w:rPr>
-          <w:bCs/>
-          <w:b/>
-        </w:rPr>
-        <w:t xml:space="preserve"> </w:t>
-      </w:r>
-      <w:r>
-        <w:rPr>
-          <w:rStyle w:val="VerbatimChar"/>
-          <w:bCs/>
-          <w:b/>
-        </w:rPr>
-        <w:t xml:space="preserve">DR_NOT_OFFERED = false</w:t>
-      </w:r>
-      <w:r>
-        <w:rPr>
-          <w:bCs/>
-          <w:b/>
-        </w:rPr>
-        <w:t xml:space="preserve">):</w:t>
-      </w:r>
-    </w:p>
-    <w:p>
-      <w:pPr>
-        <w:pStyle w:val="SourceCode"/>
-      </w:pPr>
-      <w:r>
-        <w:rPr>
-          <w:rStyle w:val="VerbatimChar"/>
-        </w:rPr>
-        <w:t xml:space="preserve">5'. DR   = cross-geo extension region: Switzerland North (Europe)</w:t>
-      </w:r>
-      <w:r>
-        <w:br/>
-      </w:r>
-      <w:r>
-        <w:rPr>
-          <w:rStyle w:val="VerbatimChar"/>
-        </w:rPr>
-        <w:t xml:space="preserve">           because no third in-geo Standard region exists to satisfy region separation.</w:t>
-      </w:r>
-    </w:p>
-    <w:p>
-      <w:pPr>
-        <w:pStyle w:val="BlockText"/>
-      </w:pPr>
-      <w:r>
-        <w:rPr>
-          <w:bCs/>
-          <w:b/>
-        </w:rPr>
-        <w:t xml:space="preserve">v2.2 correction (REG-002):</w:t>
-      </w:r>
-      <w:r>
-        <w:t xml:space="preserve"> </w:t>
-      </w:r>
-      <w:r>
-        <w:t xml:space="preserve">In the conditional path, the cross-geo DR extension region was</w:t>
-      </w:r>
-      <w:r>
-        <w:t xml:space="preserve"> </w:t>
-      </w:r>
-      <w:r>
-        <w:t xml:space="preserve">incorrectly cited as</w:t>
-      </w:r>
-      <w:r>
-        <w:t xml:space="preserve"> </w:t>
-      </w:r>
-      <w:r>
-        <w:t xml:space="preserve">“</w:t>
-      </w:r>
-      <w:r>
-        <w:t xml:space="preserve">Belgium Central</w:t>
-      </w:r>
-      <w:r>
-        <w:t xml:space="preserve">”</w:t>
-      </w:r>
-      <w:r>
-        <w:t xml:space="preserve"> </w:t>
-      </w:r>
-      <w:r>
-        <w:t xml:space="preserve">in earlier material. The authoritative placement configuration</w:t>
-      </w:r>
-      <w:r>
-        <w:t xml:space="preserve"> </w:t>
-      </w:r>
-      <w:r>
-        <w:t xml:space="preserve">specifies</w:t>
-      </w:r>
-      <w:r>
-        <w:t xml:space="preserve"> </w:t>
-      </w:r>
-      <w:r>
-        <w:rPr>
-          <w:bCs/>
-          <w:b/>
-        </w:rPr>
-        <w:t xml:space="preserve">Switzerland North</w:t>
-      </w:r>
-      <w:r>
-        <w:t xml:space="preserve"> </w:t>
-      </w:r>
-      <w:r>
-        <w:t xml:space="preserve">as the cross-geo extension for the Middle East. All references to</w:t>
-      </w:r>
-      <w:r>
-        <w:t xml:space="preserve"> </w:t>
-      </w:r>
-      <w:r>
-        <w:t xml:space="preserve">Belgium Central are superseded by Switzerland North. This correction concerns</w:t>
-      </w:r>
-      <w:r>
-        <w:t xml:space="preserve"> </w:t>
-      </w:r>
-      <w:r>
-        <w:rPr>
-          <w:iCs/>
-          <w:i/>
-        </w:rPr>
-        <w:t xml:space="preserve">which</w:t>
-      </w:r>
-      <w:r>
-        <w:t xml:space="preserve"> </w:t>
-      </w:r>
-      <w:r>
-        <w:t xml:space="preserve">region would be</w:t>
-      </w:r>
-      <w:r>
-        <w:t xml:space="preserve"> </w:t>
-      </w:r>
-      <w:r>
-        <w:t xml:space="preserve">used</w:t>
-      </w:r>
-      <w:r>
-        <w:t xml:space="preserve"> </w:t>
-      </w:r>
-      <w:r>
-        <w:rPr>
-          <w:bCs/>
-          <w:b/>
-        </w:rPr>
-        <w:t xml:space="preserve">if</w:t>
-      </w:r>
-      <w:r>
-        <w:t xml:space="preserve"> </w:t>
-      </w:r>
-      <w:r>
-        <w:t xml:space="preserve">DR is ever approved; it does</w:t>
-      </w:r>
-      <w:r>
-        <w:t xml:space="preserve"> </w:t>
-      </w:r>
-      <w:r>
-        <w:rPr>
-          <w:bCs/>
-          <w:b/>
-        </w:rPr>
-        <w:t xml:space="preserve">not</w:t>
-      </w:r>
-      <w:r>
-        <w:t xml:space="preserve"> </w:t>
-      </w:r>
-      <w:r>
-        <w:t xml:space="preserve">imply DR is currently offered.</w:t>
-      </w:r>
-    </w:p>
-    <w:p>
-      <w:pPr>
-        <w:pStyle w:val="FirstParagraph"/>
-      </w:pPr>
-      <w:r>
-        <w:t xml:space="preserve">Cross-geo extension constraints from ADR-001 apply to the DR region (Switzerland North)</w:t>
-      </w:r>
-      <w:r>
-        <w:t xml:space="preserve"> </w:t>
-      </w:r>
-      <w:r>
-        <w:rPr>
-          <w:bCs/>
-          <w:b/>
-        </w:rPr>
-        <w:t xml:space="preserve">when and if</w:t>
-      </w:r>
-      <w:r>
-        <w:rPr>
-          <w:bCs/>
-          <w:b/>
-        </w:rPr>
-        <w:t xml:space="preserve"> </w:t>
-      </w:r>
-      <w:r>
-        <w:rPr>
-          <w:bCs/>
-          <w:b/>
-        </w:rPr>
-        <w:t xml:space="preserve">the conditional path is activated</w:t>
-      </w:r>
-      <w:r>
-        <w:t xml:space="preserve">.</w:t>
+        <w:t xml:space="preserve">Cross-geo extension constraints from ADR-001 apply to the selected Europe DR region (HC-10, VR-11).</w:t>
       </w:r>
       <w:r>
         <w:t xml:space="preserve"> </w:t>
@@ -5221,7 +4978,7 @@
         <w:t xml:space="preserve"> </w:t>
       </w:r>
       <w:r>
-        <w:t xml:space="preserve">in a two-region geography (EU, Australia, Asia Pacific, Middle East) there is only one non-production region, so CVAL selection is</w:t>
+        <w:t xml:space="preserve">in a two-region co-located geography (EU, Australia, Asia Pacific) there is only one non-production region, so CVAL selection is</w:t>
       </w:r>
       <w:r>
         <w:t xml:space="preserve"> </w:t>
@@ -5253,19 +5010,55 @@
         <w:t xml:space="preserve"> </w:t>
       </w:r>
       <w:r>
-        <w:t xml:space="preserve">co-locate there with CVAL (except the Middle East, where DR is</w:t>
-      </w:r>
-      <w:r>
-        <w:t xml:space="preserve"> </w:t>
-      </w:r>
-      <w:r>
-        <w:rPr>
-          <w:rStyle w:val="VerbatimChar"/>
-        </w:rPr>
-        <w:t xml:space="preserve">DR_NOT_OFFERED</w:t>
-      </w:r>
-      <w:r>
-        <w:t xml:space="preserve">, so that region hosts CVAL only). The</w:t>
+        <w:t xml:space="preserve">co-locate there with CVAL.</w:t>
+      </w:r>
+      <w:r>
+        <w:t xml:space="preserve"> </w:t>
+      </w:r>
+      <w:r>
+        <w:rPr>
+          <w:bCs/>
+          <w:b/>
+        </w:rPr>
+        <w:t xml:space="preserve">[Amended v2.4]</w:t>
+      </w:r>
+      <w:r>
+        <w:t xml:space="preserve"> </w:t>
+      </w:r>
+      <w:r>
+        <w:t xml:space="preserve">In the</w:t>
+      </w:r>
+      <w:r>
+        <w:t xml:space="preserve"> </w:t>
+      </w:r>
+      <w:r>
+        <w:rPr>
+          <w:bCs/>
+          <w:b/>
+        </w:rPr>
+        <w:t xml:space="preserve">Middle East</w:t>
+      </w:r>
+      <w:r>
+        <w:t xml:space="preserve"> </w:t>
+      </w:r>
+      <w:r>
+        <w:t xml:space="preserve">(PLC-010b), CVAL co-locates with</w:t>
+      </w:r>
+      <w:r>
+        <w:t xml:space="preserve"> </w:t>
+      </w:r>
+      <w:r>
+        <w:rPr>
+          <w:bCs/>
+          <w:b/>
+        </w:rPr>
+        <w:t xml:space="preserve">Prod</w:t>
+      </w:r>
+      <w:r>
+        <w:t xml:space="preserve"> </w:t>
+      </w:r>
+      <w:r>
+        <w:t xml:space="preserve">in the Middle East region and DR is placed cross-geo in a weighted-selected Europe region. The</w:t>
       </w:r>
       <w:r>
         <w:t xml:space="preserve"> </w:t>
@@ -5280,7 +5073,7 @@
         <w:t xml:space="preserve"> </w:t>
       </w:r>
       <w:r>
-        <w:t xml:space="preserve">above is only exercised in the three-region US geography, where CVAL and DR each have a distinct candidate region.</w:t>
+        <w:t xml:space="preserve">for a distinct DR region is exercised in the three-region US geography and, cross-geo, when weighted-selecting the Middle East’s Europe DR region.</w:t>
       </w:r>
       <w:r>
         <w:t xml:space="preserve"> </w:t>
@@ -5346,86 +5139,17 @@
         <w:t xml:space="preserve"> </w:t>
       </w:r>
       <w:r>
-        <w:t xml:space="preserve">cross-geo region for the Middle East</w:t>
-      </w:r>
-      <w:r>
-        <w:t xml:space="preserve"> </w:t>
-      </w:r>
-      <w:r>
         <w:rPr>
           <w:bCs/>
           <w:b/>
         </w:rPr>
-        <w:t xml:space="preserve">only if</w:t>
-      </w:r>
-      <w:r>
-        <w:t xml:space="preserve"> </w:t>
-      </w:r>
-      <w:r>
-        <w:t xml:space="preserve">its</w:t>
-      </w:r>
-      <w:r>
-        <w:t xml:space="preserve"> </w:t>
-      </w:r>
-      <w:r>
-        <w:rPr>
-          <w:rStyle w:val="VerbatimChar"/>
-        </w:rPr>
-        <w:t xml:space="preserve">DR_NOT_OFFERED</w:t>
-      </w:r>
-      <w:r>
-        <w:t xml:space="preserve"> </w:t>
-      </w:r>
-      <w:r>
-        <w:t xml:space="preserve">flag is</w:t>
-      </w:r>
-      <w:r>
-        <w:t xml:space="preserve"> </w:t>
-      </w:r>
-      <w:r>
-        <w:rPr>
-          <w:rStyle w:val="VerbatimChar"/>
-        </w:rPr>
-        <w:t xml:space="preserve">false</w:t>
-      </w:r>
-      <w:r>
-        <w:t xml:space="preserve"> </w:t>
-      </w:r>
-      <w:r>
-        <w:t xml:space="preserve">— see Scenario 4;</w:t>
-      </w:r>
-      <w:r>
-        <w:t xml:space="preserve"> </w:t>
-      </w:r>
-      <w:r>
-        <w:t xml:space="preserve">while the flag is</w:t>
-      </w:r>
-      <w:r>
-        <w:t xml:space="preserve"> </w:t>
-      </w:r>
-      <w:r>
-        <w:rPr>
-          <w:rStyle w:val="VerbatimChar"/>
-        </w:rPr>
-        <w:t xml:space="preserve">true</w:t>
-      </w:r>
-      <w:r>
-        <w:t xml:space="preserve"> </w:t>
-      </w:r>
-      <w:r>
-        <w:t xml:space="preserve">(current legal position, DEC-001) this step is skipped and</w:t>
-      </w:r>
-      <w:r>
-        <w:t xml:space="preserve"> </w:t>
-      </w:r>
-      <w:r>
-        <w:rPr>
-          <w:rStyle w:val="VerbatimChar"/>
-        </w:rPr>
-        <w:t xml:space="preserve">dr_region = NOT_OFFERED</w:t>
-      </w:r>
-      <w:r>
-        <w:t xml:space="preserve">).</w:t>
+        <w:t xml:space="preserve">[Amended v2.4]</w:t>
+      </w:r>
+      <w:r>
+        <w:t xml:space="preserve"> </w:t>
+      </w:r>
+      <w:r>
+        <w:t xml:space="preserve">cross-geo Europe region for the Middle East, weighted-selected over Europe Standard regions — see Scenario 4 (DR-020, PLC-010b, DEC-001 RESOLVED)).</w:t>
       </w:r>
     </w:p>
     <w:bookmarkStart w:id="34" w:name="ps_drr-decided"/>
@@ -5493,7 +5217,7 @@
         <w:rPr>
           <w:rStyle w:val="VerbatimChar"/>
         </w:rPr>
-        <w:t xml:space="preserve">  + 0.15 × min(1.0, dr_crg.coverage_ratio / dr_ratio_target)           ← δ: coverage-ratio health</w:t>
+        <w:t xml:space="preserve">  + 0.15 × min(1.0, dr_crg.coverage_ratio / dr_coverage_target)        ← δ: coverage-ratio health</w:t>
       </w:r>
       <w:r>
         <w:br/>
@@ -5523,13 +5247,13 @@
         <w:rPr>
           <w:rStyle w:val="VerbatimChar"/>
         </w:rPr>
-        <w:t xml:space="preserve">dr_ratio_target</w:t>
-      </w:r>
-      <w:r>
-        <w:t xml:space="preserve"> </w:t>
-      </w:r>
-      <w:r>
-        <w:t xml:space="preserve">in the PS_DR formula is now a</w:t>
+        <w:t xml:space="preserve">dr_coverage_target</w:t>
+      </w:r>
+      <w:r>
+        <w:t xml:space="preserve"> </w:t>
+      </w:r>
+      <w:r>
+        <w:t xml:space="preserve">in the PS_DR formula is a</w:t>
       </w:r>
       <w:r>
         <w:t xml:space="preserve"> </w:t>
@@ -5539,13 +5263,91 @@
           <w:bCs/>
           <w:b/>
         </w:rPr>
-        <w:t xml:space="preserve">configurable bootstrap reference</w:t>
-      </w:r>
-      <w:r>
-        <w:t xml:space="preserve"> </w:t>
-      </w:r>
-      <w:r>
-        <w:t xml:space="preserve">rather than a fixed 30–40% constant. See Scenario 17 for the authoritative DR sizing formula.</w:t>
+        <w:t xml:space="preserve">configurable scoring-normalization</w:t>
+      </w:r>
+      <w:r>
+        <w:rPr>
+          <w:bCs/>
+          <w:b/>
+        </w:rPr>
+        <w:t xml:space="preserve"> </w:t>
+      </w:r>
+      <w:r>
+        <w:rPr>
+          <w:bCs/>
+          <w:b/>
+        </w:rPr>
+        <w:t xml:space="preserve">reference</w:t>
+      </w:r>
+      <w:r>
+        <w:t xml:space="preserve"> </w:t>
+      </w:r>
+      <w:r>
+        <w:t xml:space="preserve">(per customer/product),</w:t>
+      </w:r>
+      <w:r>
+        <w:t xml:space="preserve"> </w:t>
+      </w:r>
+      <w:r>
+        <w:rPr>
+          <w:bCs/>
+          <w:b/>
+        </w:rPr>
+        <w:t xml:space="preserve">not</w:t>
+      </w:r>
+      <w:r>
+        <w:t xml:space="preserve"> </w:t>
+      </w:r>
+      <w:r>
+        <w:t xml:space="preserve">the retired fixed 30–40%</w:t>
+      </w:r>
+      <w:r>
+        <w:t xml:space="preserve"> </w:t>
+      </w:r>
+      <w:r>
+        <w:rPr>
+          <w:rStyle w:val="VerbatimChar"/>
+        </w:rPr>
+        <w:t xml:space="preserve">dr_ratio</w:t>
+      </w:r>
+      <w:r>
+        <w:t xml:space="preserve">.</w:t>
+      </w:r>
+      <w:r>
+        <w:t xml:space="preserve"> </w:t>
+      </w:r>
+      <w:r>
+        <w:rPr>
+          <w:rStyle w:val="VerbatimChar"/>
+        </w:rPr>
+        <w:t xml:space="preserve">dr_crg.coverage_ratio</w:t>
+      </w:r>
+      <w:r>
+        <w:t xml:space="preserve"> </w:t>
+      </w:r>
+      <w:r>
+        <w:t xml:space="preserve">itself uses the max-not-sum denominator</w:t>
+      </w:r>
+      <w:r>
+        <w:t xml:space="preserve"> </w:t>
+      </w:r>
+      <w:r>
+        <w:rPr>
+          <w:rStyle w:val="VerbatimChar"/>
+        </w:rPr>
+        <w:t xml:space="preserve">Destination_DR_Requirement(region) = MAX(source portions)</w:t>
+      </w:r>
+      <w:r>
+        <w:t xml:space="preserve"> </w:t>
+      </w:r>
+      <w:r>
+        <w:t xml:space="preserve">(see the regional-snapshot quantities above and line ~465). See Scenario 17 for the authoritative DR</w:t>
+      </w:r>
+      <w:r>
+        <w:t xml:space="preserve"> </w:t>
+      </w:r>
+      <w:r>
+        <w:t xml:space="preserve">sizing formula.</w:t>
       </w:r>
       <w:r>
         <w:t xml:space="preserve"> </w:t>
@@ -7655,7 +7457,7 @@
     </w:p>
     <w:bookmarkEnd w:id="53"/>
     <w:bookmarkEnd w:id="54"/>
-    <w:bookmarkStart w:id="55" w:name="Xf12826e05eb28d7aa2d24729a6dde3274d42ed7"/>
+    <w:bookmarkStart w:id="55" w:name="Xa5f5a6c78b6f7f0b95e63f3bf2c99dada5cba6a"/>
     <w:p>
       <w:pPr>
         <w:pStyle w:val="Heading2"/>
@@ -7671,7 +7473,7 @@
           <w:bCs/>
           <w:b/>
         </w:rPr>
-        <w:t xml:space="preserve">SUPERSEDED</w:t>
+        <w:t xml:space="preserve">RETIRED (historical rationale only)</w:t>
       </w:r>
     </w:p>
     <w:p>
@@ -7683,34 +7485,28 @@
           <w:bCs/>
           <w:b/>
         </w:rPr>
-        <w:t xml:space="preserve">Status: Superseded by Scenario 17 (max-not-sum).</w:t>
-      </w:r>
-      <w:r>
-        <w:t xml:space="preserve"> </w:t>
-      </w:r>
-      <w:r>
-        <w:t xml:space="preserve">These constants are retained for configuration</w:t>
-      </w:r>
-      <w:r>
-        <w:t xml:space="preserve"> </w:t>
-      </w:r>
-      <w:r>
-        <w:t xml:space="preserve">reference and legacy comparison only. The fixed-percentage DR sizing model (</w:t>
-      </w:r>
-      <w:r>
-        <w:rPr>
-          <w:rStyle w:val="VerbatimChar"/>
-        </w:rPr>
-        <w:t xml:space="preserve">30–40% of Prod</w:t>
-      </w:r>
-      <w:r>
-        <w:t xml:space="preserve">) was</w:t>
-      </w:r>
-      <w:r>
-        <w:t xml:space="preserve"> </w:t>
-      </w:r>
-      <w:r>
-        <w:t xml:space="preserve">rejected in Requirements v2.0/v2.1 because it produces idle reserves estimated at</w:t>
+        <w:t xml:space="preserve">Status: Retired — superseded by Scenario 17 (max-not-sum).</w:t>
+      </w:r>
+      <w:r>
+        <w:t xml:space="preserve"> </w:t>
+      </w:r>
+      <w:r>
+        <w:t xml:space="preserve">The fixed</w:t>
+      </w:r>
+      <w:r>
+        <w:t xml:space="preserve"> </w:t>
+      </w:r>
+      <w:r>
+        <w:rPr>
+          <w:rStyle w:val="VerbatimChar"/>
+        </w:rPr>
+        <w:t xml:space="preserve">dr_ratio_*</w:t>
+      </w:r>
+      <w:r>
+        <w:t xml:space="preserve"> </w:t>
+      </w:r>
+      <w:r>
+        <w:t xml:space="preserve">constants are</w:t>
       </w:r>
       <w:r>
         <w:t xml:space="preserve"> </w:t>
@@ -7720,6 +7516,43 @@
           <w:bCs/>
           <w:b/>
         </w:rPr>
+        <w:t xml:space="preserve">no longer used in any live sizing, HC-6, or HC-7 calculation.</w:t>
+      </w:r>
+      <w:r>
+        <w:t xml:space="preserve"> </w:t>
+      </w:r>
+      <w:r>
+        <w:t xml:space="preserve">They are documented here solely to</w:t>
+      </w:r>
+      <w:r>
+        <w:t xml:space="preserve"> </w:t>
+      </w:r>
+      <w:r>
+        <w:t xml:space="preserve">preserve the historical rationale. The fixed-percentage DR sizing model (</w:t>
+      </w:r>
+      <w:r>
+        <w:rPr>
+          <w:rStyle w:val="VerbatimChar"/>
+        </w:rPr>
+        <w:t xml:space="preserve">30–40% of Prod</w:t>
+      </w:r>
+      <w:r>
+        <w:t xml:space="preserve">) was</w:t>
+      </w:r>
+      <w:r>
+        <w:t xml:space="preserve"> </w:t>
+      </w:r>
+      <w:r>
+        <w:t xml:space="preserve">rejected in Requirements v2.0/v2.1 because it produces idle reserves estimated at</w:t>
+      </w:r>
+      <w:r>
+        <w:t xml:space="preserve"> </w:t>
+      </w:r>
+      <w:r>
+        <w:rPr>
+          <w:bCs/>
+          <w:b/>
+        </w:rPr>
         <w:t xml:space="preserve">$1.5M–$5M/year</w:t>
       </w:r>
       <w:r>
@@ -7817,13 +7650,81 @@
         <w:t xml:space="preserve"> </w:t>
       </w:r>
       <w:r>
-        <w:t xml:space="preserve">geographies that contractually require protection against concurrent regional failures. All other scopes</w:t>
-      </w:r>
-      <w:r>
-        <w:t xml:space="preserve"> </w:t>
-      </w:r>
-      <w:r>
-        <w:t xml:space="preserve">use the max-not-sum formula (Scenario 17).</w:t>
+        <w:t xml:space="preserve">geographies that contractually require protection against concurrent regional failures.</w:t>
+      </w:r>
+      <w:r>
+        <w:t xml:space="preserve"> </w:t>
+      </w:r>
+      <w:r>
+        <w:rPr>
+          <w:bCs/>
+          <w:b/>
+        </w:rPr>
+        <w:t xml:space="preserve">This override</w:t>
+      </w:r>
+      <w:r>
+        <w:rPr>
+          <w:bCs/>
+          <w:b/>
+        </w:rPr>
+        <w:t xml:space="preserve"> </w:t>
+      </w:r>
+      <w:r>
+        <w:rPr>
+          <w:bCs/>
+          <w:b/>
+        </w:rPr>
+        <w:t xml:space="preserve">sums the actual source portions (</w:t>
+      </w:r>
+      <w:r>
+        <w:rPr>
+          <w:rStyle w:val="VerbatimChar"/>
+          <w:bCs/>
+          <w:b/>
+        </w:rPr>
+        <w:t xml:space="preserve">Σ source portions</w:t>
+      </w:r>
+      <w:r>
+        <w:rPr>
+          <w:bCs/>
+          <w:b/>
+        </w:rPr>
+        <w:t xml:space="preserve">) — it does NOT reintroduce the fixed</w:t>
+      </w:r>
+      <w:r>
+        <w:rPr>
+          <w:bCs/>
+          <w:b/>
+        </w:rPr>
+        <w:t xml:space="preserve"> </w:t>
+      </w:r>
+      <w:r>
+        <w:rPr>
+          <w:rStyle w:val="VerbatimChar"/>
+          <w:bCs/>
+          <w:b/>
+        </w:rPr>
+        <w:t xml:space="preserve">dr_ratio</w:t>
+      </w:r>
+      <w:r>
+        <w:rPr>
+          <w:bCs/>
+          <w:b/>
+        </w:rPr>
+        <w:t xml:space="preserve"> </w:t>
+      </w:r>
+      <w:r>
+        <w:rPr>
+          <w:bCs/>
+          <w:b/>
+        </w:rPr>
+        <w:t xml:space="preserve">multiplier.</w:t>
+      </w:r>
+      <w:r>
+        <w:t xml:space="preserve"> </w:t>
+      </w:r>
+      <w:r>
+        <w:t xml:space="preserve">All other scopes use the default max-not-sum formula (Scenario 17).</w:t>
       </w:r>
     </w:p>
     <w:p>
@@ -12245,7 +12146,7 @@
                 <w:bCs/>
                 <w:b/>
               </w:rPr>
-              <w:t xml:space="preserve">Superseded</w:t>
+              <w:t xml:space="preserve">Retired (historical only)</w:t>
             </w:r>
           </w:p>
         </w:tc>
@@ -12302,7 +12203,7 @@
                 <w:bCs/>
                 <w:b/>
               </w:rPr>
-              <w:t xml:space="preserve">Superseded</w:t>
+              <w:t xml:space="preserve">Retired (historical only)</w:t>
             </w:r>
           </w:p>
         </w:tc>
@@ -12359,7 +12260,7 @@
                 <w:bCs/>
                 <w:b/>
               </w:rPr>
-              <w:t xml:space="preserve">Superseded</w:t>
+              <w:t xml:space="preserve">Retired (historical only)</w:t>
             </w:r>
           </w:p>
         </w:tc>
@@ -12539,7 +12440,7 @@
               <w:jc w:val="left"/>
             </w:pPr>
             <w:r>
-              <w:t xml:space="preserve">EU cross-geo DR extension region (Middle East)</w:t>
+              <w:t xml:space="preserve">Cross-geo DR destination (Middle East)</w:t>
             </w:r>
           </w:p>
         </w:tc>
@@ -12555,13 +12456,13 @@
                 <w:bCs/>
                 <w:b/>
               </w:rPr>
-              <w:t xml:space="preserve">Switzerland North</w:t>
+              <w:t xml:space="preserve">[Amended v2.4]</w:t>
             </w:r>
             <w:r>
               <w:t xml:space="preserve"> </w:t>
             </w:r>
             <w:r>
-              <w:t xml:space="preserve">— pre-configured but</w:t>
+              <w:t xml:space="preserve">Weighted-selected</w:t>
             </w:r>
             <w:r>
               <w:t xml:space="preserve"> </w:t>
@@ -12571,22 +12472,13 @@
                 <w:bCs/>
                 <w:b/>
               </w:rPr>
-              <w:t xml:space="preserve">inactive</w:t>
-            </w:r>
-            <w:r>
-              <w:t xml:space="preserve">; conditional on DEC-001 (current position</w:t>
+              <w:t xml:space="preserve">Europe</w:t>
             </w:r>
             <w:r>
               <w:t xml:space="preserve"> </w:t>
             </w:r>
             <w:r>
-              <w:rPr>
-                <w:rStyle w:val="VerbatimChar"/>
-              </w:rPr>
-              <w:t xml:space="preserve">DR_NOT_OFFERED</w:t>
-            </w:r>
-            <w:r>
-              <w:t xml:space="preserve">)</w:t>
+              <w:t xml:space="preserve">Standard region (Switzerland North = default example, not fixed); DR-020, PLC-010b, DEC-001 RESOLVED</w:t>
             </w:r>
           </w:p>
         </w:tc>
@@ -12614,7 +12506,7 @@
                 <w:bCs/>
                 <w:b/>
               </w:rPr>
-              <w:t xml:space="preserve">Updated (was Belgium Central; now gated by DEC-001)</w:t>
+              <w:t xml:space="preserve">Updated (v2.4 — cross-geo DR active)</w:t>
             </w:r>
           </w:p>
         </w:tc>
@@ -12629,30 +12521,6 @@
             </w:pPr>
             <w:r>
               <w:t xml:space="preserve">Geography distribution model</w:t>
-            </w:r>
-          </w:p>
-        </w:tc>
-        <w:tc>
-          <w:tcPr/>
-          <w:p>
-            <w:pPr>
-              <w:pStyle w:val="Compact"/>
-              <w:jc w:val="left"/>
-            </w:pPr>
-            <w:r>
-              <w:t xml:space="preserve">US = three-region; EU / Australia / Asia Pacific / Middle East = two-region (CVAL+DR co-located, PLC-010a)</w:t>
-            </w:r>
-          </w:p>
-        </w:tc>
-        <w:tc>
-          <w:tcPr/>
-          <w:p>
-            <w:pPr>
-              <w:pStyle w:val="Compact"/>
-              <w:jc w:val="left"/>
-            </w:pPr>
-            <w:r>
-              <w:t xml:space="preserve">4, 5, 6</w:t>
             </w:r>
           </w:p>
         </w:tc>
@@ -12668,7 +12536,57 @@
                 <w:bCs/>
                 <w:b/>
               </w:rPr>
-              <w:t xml:space="preserve">New (v2.3)</w:t>
+              <w:t xml:space="preserve">[Amended v2.4]</w:t>
+            </w:r>
+            <w:r>
+              <w:t xml:space="preserve"> </w:t>
+            </w:r>
+            <w:r>
+              <w:t xml:space="preserve">US = three-region; EU / Australia / Asia Pacific = two-region co-located (PLC-010a);</w:t>
+            </w:r>
+            <w:r>
+              <w:t xml:space="preserve"> </w:t>
+            </w:r>
+            <w:r>
+              <w:rPr>
+                <w:bCs/>
+                <w:b/>
+              </w:rPr>
+              <w:t xml:space="preserve">Middle East = cross-geo DR</w:t>
+            </w:r>
+            <w:r>
+              <w:t xml:space="preserve"> </w:t>
+            </w:r>
+            <w:r>
+              <w:t xml:space="preserve">(Prod+CVAL in ME, DR in weighted Europe region, PLC-010b/DR-020)</w:t>
+            </w:r>
+          </w:p>
+        </w:tc>
+        <w:tc>
+          <w:tcPr/>
+          <w:p>
+            <w:pPr>
+              <w:pStyle w:val="Compact"/>
+              <w:jc w:val="left"/>
+            </w:pPr>
+            <w:r>
+              <w:t xml:space="preserve">4, 5, 6</w:t>
+            </w:r>
+          </w:p>
+        </w:tc>
+        <w:tc>
+          <w:tcPr/>
+          <w:p>
+            <w:pPr>
+              <w:pStyle w:val="Compact"/>
+              <w:jc w:val="left"/>
+            </w:pPr>
+            <w:r>
+              <w:rPr>
+                <w:bCs/>
+                <w:b/>
+              </w:rPr>
+              <w:t xml:space="preserve">Updated (v2.4)</w:t>
             </w:r>
           </w:p>
         </w:tc>
@@ -13492,13 +13410,54 @@
         <w:t xml:space="preserve"> </w:t>
       </w:r>
       <w:r>
-        <w:t xml:space="preserve">constants are retained</w:t>
-      </w:r>
-      <w:r>
-        <w:t xml:space="preserve"> </w:t>
-      </w:r>
-      <w:r>
-        <w:t xml:space="preserve">in the codebase as fallback references for the SUM override (C-11) only.</w:t>
+        <w:t xml:space="preserve">constants are</w:t>
+      </w:r>
+      <w:r>
+        <w:t xml:space="preserve"> </w:t>
+      </w:r>
+      <w:r>
+        <w:rPr>
+          <w:bCs/>
+          <w:b/>
+        </w:rPr>
+        <w:t xml:space="preserve">retired</w:t>
+      </w:r>
+      <w:r>
+        <w:t xml:space="preserve"> </w:t>
+      </w:r>
+      <w:r>
+        <w:t xml:space="preserve">(Scenario 15) — they are</w:t>
+      </w:r>
+      <w:r>
+        <w:t xml:space="preserve"> </w:t>
+      </w:r>
+      <w:r>
+        <w:rPr>
+          <w:bCs/>
+          <w:b/>
+        </w:rPr>
+        <w:t xml:space="preserve">not</w:t>
+      </w:r>
+      <w:r>
+        <w:t xml:space="preserve"> </w:t>
+      </w:r>
+      <w:r>
+        <w:t xml:space="preserve">used by the SUM override (C-11), which sums the actual source portions</w:t>
+      </w:r>
+      <w:r>
+        <w:t xml:space="preserve"> </w:t>
+      </w:r>
+      <w:r>
+        <w:t xml:space="preserve">(</w:t>
+      </w:r>
+      <w:r>
+        <w:rPr>
+          <w:rStyle w:val="VerbatimChar"/>
+        </w:rPr>
+        <w:t xml:space="preserve">Σ source portions</w:t>
+      </w:r>
+      <w:r>
+        <w:t xml:space="preserve">), not a fixed ratio. They remain in documentation for historical reference only.</w:t>
       </w:r>
     </w:p>
     <w:p>
